--- a/flow/20230927_hours/drafts/2024-08-u/05.08.docx
+++ b/flow/20230927_hours/drafts/2024-08-u/05.08.docx
@@ -1488,7 +1488,14 @@
           <w:rFonts w:ascii="Times New Roman" w:hAnsi="Times New Roman"/>
           <w:sz w:val="24"/>
         </w:rPr>
-        <w:t xml:space="preserve">Ідімо назустріч Христовому </w:t>
+        <w:t>Ідімо</w:t>
+      </w:r>
+      <w:r>
+        <w:rPr>
+          <w:rFonts w:ascii="Times New Roman" w:hAnsi="Times New Roman"/>
+          <w:sz w:val="24"/>
+        </w:rPr>
+        <w:t xml:space="preserve"> назустріч Христовому </w:t>
       </w:r>
       <w:r>
         <w:rPr>
@@ -4396,7 +4403,14 @@
           <w:rFonts w:ascii="Times New Roman" w:hAnsi="Times New Roman"/>
           <w:sz w:val="24"/>
         </w:rPr>
-        <w:t xml:space="preserve">Ідімо назустріч Христовому </w:t>
+        <w:t>Ідімо</w:t>
+      </w:r>
+      <w:r>
+        <w:rPr>
+          <w:rFonts w:ascii="Times New Roman" w:hAnsi="Times New Roman"/>
+          <w:sz w:val="24"/>
+        </w:rPr>
+        <w:t xml:space="preserve"> назустріч Христовому </w:t>
       </w:r>
       <w:r>
         <w:rPr>
@@ -7031,7 +7045,14 @@
           <w:rFonts w:ascii="Times New Roman" w:hAnsi="Times New Roman"/>
           <w:sz w:val="24"/>
         </w:rPr>
-        <w:t xml:space="preserve">Ідімо назустріч Христовому </w:t>
+        <w:t>Ідімо</w:t>
+      </w:r>
+      <w:r>
+        <w:rPr>
+          <w:rFonts w:ascii="Times New Roman" w:hAnsi="Times New Roman"/>
+          <w:sz w:val="24"/>
+        </w:rPr>
+        <w:t xml:space="preserve"> назустріч Христовому </w:t>
       </w:r>
       <w:r>
         <w:rPr>
@@ -9488,7 +9509,14 @@
           <w:rFonts w:ascii="Times New Roman" w:hAnsi="Times New Roman"/>
           <w:sz w:val="24"/>
         </w:rPr>
-        <w:t xml:space="preserve">Ідімо назустріч Христовому </w:t>
+        <w:t>Ідімо</w:t>
+      </w:r>
+      <w:r>
+        <w:rPr>
+          <w:rFonts w:ascii="Times New Roman" w:hAnsi="Times New Roman"/>
+          <w:sz w:val="24"/>
+        </w:rPr>
+        <w:t xml:space="preserve"> назустріч Христовому </w:t>
       </w:r>
       <w:r>
         <w:rPr>

--- a/flow/20230927_hours/drafts/2024-08-u/05.08.docx
+++ b/flow/20230927_hours/drafts/2024-08-u/05.08.docx
@@ -47,24 +47,17 @@
         <w:rPr>
           <w:rFonts w:ascii="Times New Roman" w:hAnsi="Times New Roman"/>
           <w:i/>
-          <w:color w:val="FF0000"/>
-          <w:sz w:val="24"/>
-        </w:rPr>
-        <w:t xml:space="preserve">Священик: </w:t>
-      </w:r>
-      <w:r>
-        <w:rPr>
-          <w:rFonts w:ascii="Times New Roman" w:hAnsi="Times New Roman"/>
-          <w:sz w:val="24"/>
-        </w:rPr>
-        <w:t xml:space="preserve">Благословенний Бог наш завжди, нині і повсякчас, і на віки </w:t>
-      </w:r>
-      <w:r>
-        <w:rPr>
-          <w:rFonts w:ascii="Times New Roman" w:hAnsi="Times New Roman"/>
-          <w:sz w:val="24"/>
-        </w:rPr>
-        <w:t>віків.</w:t>
+          <w:color w:val="FF4400"/>
+          <w:sz w:val="24"/>
+        </w:rPr>
+        <w:t>Священик:</w:t>
+      </w:r>
+      <w:r>
+        <w:rPr>
+          <w:rFonts w:ascii="Times New Roman" w:hAnsi="Times New Roman"/>
+          <w:sz w:val="24"/>
+        </w:rPr>
+        <w:t xml:space="preserve"> Благословенний Бог наш завжди, нині і повсякчас, і на віки віків.</w:t>
       </w:r>
     </w:p>
     <w:p>
@@ -2168,17 +2161,17 @@
         <w:rPr>
           <w:rFonts w:ascii="Times New Roman" w:hAnsi="Times New Roman"/>
           <w:i/>
-          <w:color w:val="FF0000"/>
-          <w:sz w:val="24"/>
-        </w:rPr>
-        <w:t xml:space="preserve">Священик: </w:t>
-      </w:r>
-      <w:r>
-        <w:rPr>
-          <w:rFonts w:ascii="Times New Roman" w:hAnsi="Times New Roman"/>
-          <w:sz w:val="24"/>
-        </w:rPr>
-        <w:t>Боже, змилуйся над нами і благослови нас; світлом лиця твого осяй нас і помилуй нас.</w:t>
+          <w:color w:val="FF4400"/>
+          <w:sz w:val="24"/>
+        </w:rPr>
+        <w:t>Священик:</w:t>
+      </w:r>
+      <w:r>
+        <w:rPr>
+          <w:rFonts w:ascii="Times New Roman" w:hAnsi="Times New Roman"/>
+          <w:sz w:val="24"/>
+        </w:rPr>
+        <w:t xml:space="preserve"> Боже, змилуйся над нами і благослови нас; світлом лиця твого осяй нас і помилуй нас.</w:t>
       </w:r>
     </w:p>
     <w:p>
@@ -2317,17 +2310,17 @@
         <w:rPr>
           <w:rFonts w:ascii="Times New Roman" w:hAnsi="Times New Roman"/>
           <w:i/>
-          <w:color w:val="FF0000"/>
-          <w:sz w:val="24"/>
-        </w:rPr>
-        <w:t xml:space="preserve">Священик: </w:t>
-      </w:r>
-      <w:r>
-        <w:rPr>
-          <w:rFonts w:ascii="Times New Roman" w:hAnsi="Times New Roman"/>
-          <w:sz w:val="24"/>
-        </w:rPr>
-        <w:t>Слава тобі, Христе Боже, надіє наша, слава тобі!</w:t>
+          <w:color w:val="FF4400"/>
+          <w:sz w:val="24"/>
+        </w:rPr>
+        <w:t>Священик:</w:t>
+      </w:r>
+      <w:r>
+        <w:rPr>
+          <w:rFonts w:ascii="Times New Roman" w:hAnsi="Times New Roman"/>
+          <w:sz w:val="24"/>
+        </w:rPr>
+        <w:t xml:space="preserve"> Слава тобі, Христе Боже, надіє наша, слава тобі!</w:t>
       </w:r>
     </w:p>
     <w:p>
@@ -2401,27 +2394,39 @@
     </w:p>
     <w:p>
       <w:pPr>
-        <w:spacing w:line="240" w:lineRule="auto"/>
-        <w:rPr>
-          <w:rFonts w:ascii="Times New Roman" w:hAnsi="Times New Roman"/>
-          <w:sz w:val="24"/>
-        </w:rPr>
-      </w:pPr>
-      <w:r>
-        <w:rPr>
-          <w:rFonts w:ascii="Times New Roman" w:hAnsi="Times New Roman"/>
-          <w:i/>
-          <w:color w:val="FF0000"/>
-          <w:sz w:val="24"/>
-        </w:rPr>
-        <w:t xml:space="preserve">Священик: </w:t>
-      </w:r>
-      <w:r>
-        <w:rPr>
-          <w:rFonts w:ascii="Times New Roman" w:hAnsi="Times New Roman"/>
-          <w:sz w:val="24"/>
-        </w:rPr>
-        <w:t>Христос, істинний Бог наш, молитвами пречистої своєї Матері, преподобних і богоносних отців наших, і всіх святих, помилує і спасе нас, як благий і чоловіколюбець.</w:t>
+        <w:spacing w:after="120"/>
+      </w:pPr>
+      <w:r>
+        <w:rPr>
+          <w:rFonts w:ascii="Times New Roman" w:hAnsi="Times New Roman"/>
+          <w:i/>
+          <w:color w:val="FF4400"/>
+          <w:sz w:val="24"/>
+        </w:rPr>
+        <w:t>Священик:</w:t>
+      </w:r>
+      <w:r>
+        <w:rPr>
+          <w:rFonts w:ascii="Times New Roman" w:hAnsi="Times New Roman"/>
+          <w:sz w:val="24"/>
+        </w:rPr>
+        <w:t xml:space="preserve"> Христос, істинний Бог наш - молитвами пречистої Своєї Матері, заступництвом чесних небесних сил безтілесних, святих славних і всехвальних апостолів, святого, </w:t>
+      </w:r>
+      <w:r>
+        <w:rPr>
+          <w:rFonts w:ascii="Times New Roman" w:hAnsi="Times New Roman"/>
+          <w:i/>
+          <w:color w:val="FF4400"/>
+          <w:sz w:val="24"/>
+        </w:rPr>
+        <w:t>якого є храм</w:t>
+      </w:r>
+      <w:r>
+        <w:rPr>
+          <w:rFonts w:ascii="Times New Roman" w:hAnsi="Times New Roman"/>
+          <w:sz w:val="24"/>
+        </w:rPr>
+        <w:t>, святого мученика Євсигнія і всіх святих - помилує і спасе нас як благий і людинолюбний.</w:t>
       </w:r>
     </w:p>
     <w:p>
@@ -2511,24 +2516,17 @@
         <w:rPr>
           <w:rFonts w:ascii="Times New Roman" w:hAnsi="Times New Roman"/>
           <w:i/>
-          <w:color w:val="FF0000"/>
-          <w:sz w:val="24"/>
-        </w:rPr>
-        <w:t xml:space="preserve">Священик: </w:t>
-      </w:r>
-      <w:r>
-        <w:rPr>
-          <w:rFonts w:ascii="Times New Roman" w:hAnsi="Times New Roman"/>
-          <w:sz w:val="24"/>
-        </w:rPr>
-        <w:t xml:space="preserve">Благословенний Бог наш завжди, нині і повсякчас, і на віки </w:t>
-      </w:r>
-      <w:r>
-        <w:rPr>
-          <w:rFonts w:ascii="Times New Roman" w:hAnsi="Times New Roman"/>
-          <w:sz w:val="24"/>
-        </w:rPr>
-        <w:t>віків.</w:t>
+          <w:color w:val="FF4400"/>
+          <w:sz w:val="24"/>
+        </w:rPr>
+        <w:t>Священик:</w:t>
+      </w:r>
+      <w:r>
+        <w:rPr>
+          <w:rFonts w:ascii="Times New Roman" w:hAnsi="Times New Roman"/>
+          <w:sz w:val="24"/>
+        </w:rPr>
+        <w:t xml:space="preserve"> Благословенний Бог наш завжди, нині і повсякчас, і на віки віків.</w:t>
       </w:r>
     </w:p>
     <w:p>
@@ -5050,17 +5048,17 @@
         <w:rPr>
           <w:rFonts w:ascii="Times New Roman" w:hAnsi="Times New Roman"/>
           <w:i/>
-          <w:color w:val="FF0000"/>
-          <w:sz w:val="24"/>
-        </w:rPr>
-        <w:t xml:space="preserve">Священик: </w:t>
-      </w:r>
-      <w:r>
-        <w:rPr>
-          <w:rFonts w:ascii="Times New Roman" w:hAnsi="Times New Roman"/>
-          <w:sz w:val="24"/>
-        </w:rPr>
-        <w:t>Молитвами святих отців наших, Господи Ісусе Христе Сине Божий, помилуй нас.</w:t>
+          <w:color w:val="FF4400"/>
+          <w:sz w:val="24"/>
+        </w:rPr>
+        <w:t>Священик:</w:t>
+      </w:r>
+      <w:r>
+        <w:rPr>
+          <w:rFonts w:ascii="Times New Roman" w:hAnsi="Times New Roman"/>
+          <w:sz w:val="24"/>
+        </w:rPr>
+        <w:t xml:space="preserve"> Молитвами святих отців наших, Господи Ісусе Христе Сине Божий, помилуй нас.</w:t>
       </w:r>
     </w:p>
     <w:p>
@@ -5300,17 +5298,17 @@
         <w:rPr>
           <w:rFonts w:ascii="Times New Roman" w:hAnsi="Times New Roman"/>
           <w:i/>
-          <w:color w:val="FF0000"/>
-          <w:sz w:val="24"/>
-        </w:rPr>
-        <w:t xml:space="preserve">Священик: </w:t>
-      </w:r>
-      <w:r>
-        <w:rPr>
-          <w:rFonts w:ascii="Times New Roman" w:hAnsi="Times New Roman"/>
-          <w:sz w:val="24"/>
-        </w:rPr>
-        <w:t>Слава тобі, Христе Боже, надіє наша, слава тобі!</w:t>
+          <w:color w:val="FF4400"/>
+          <w:sz w:val="24"/>
+        </w:rPr>
+        <w:t>Священик:</w:t>
+      </w:r>
+      <w:r>
+        <w:rPr>
+          <w:rFonts w:ascii="Times New Roman" w:hAnsi="Times New Roman"/>
+          <w:sz w:val="24"/>
+        </w:rPr>
+        <w:t xml:space="preserve"> Слава тобі, Христе Боже, надіє наша, слава тобі!</w:t>
       </w:r>
     </w:p>
     <w:p>
@@ -5384,27 +5382,39 @@
     </w:p>
     <w:p>
       <w:pPr>
-        <w:spacing w:line="240" w:lineRule="auto"/>
-        <w:rPr>
-          <w:rFonts w:ascii="Times New Roman" w:hAnsi="Times New Roman"/>
-          <w:sz w:val="24"/>
-        </w:rPr>
-      </w:pPr>
-      <w:r>
-        <w:rPr>
-          <w:rFonts w:ascii="Times New Roman" w:hAnsi="Times New Roman"/>
-          <w:i/>
-          <w:color w:val="FF0000"/>
-          <w:sz w:val="24"/>
-        </w:rPr>
-        <w:t xml:space="preserve">Священик: </w:t>
-      </w:r>
-      <w:r>
-        <w:rPr>
-          <w:rFonts w:ascii="Times New Roman" w:hAnsi="Times New Roman"/>
-          <w:sz w:val="24"/>
-        </w:rPr>
-        <w:t>Христос, істинний Бог наш, молитвами пречистої своєї Матері, преподобних і богоносних отців наших, і всіх святих, помилує і спасе нас, як благий і чоловіколюбець.</w:t>
+        <w:spacing w:after="120"/>
+      </w:pPr>
+      <w:r>
+        <w:rPr>
+          <w:rFonts w:ascii="Times New Roman" w:hAnsi="Times New Roman"/>
+          <w:i/>
+          <w:color w:val="FF4400"/>
+          <w:sz w:val="24"/>
+        </w:rPr>
+        <w:t>Священик:</w:t>
+      </w:r>
+      <w:r>
+        <w:rPr>
+          <w:rFonts w:ascii="Times New Roman" w:hAnsi="Times New Roman"/>
+          <w:sz w:val="24"/>
+        </w:rPr>
+        <w:t xml:space="preserve"> Христос, істинний Бог наш - молитвами пречистої Своєї Матері, заступництвом чесних небесних сил безтілесних, святих славних і всехвальних апостолів, святого, </w:t>
+      </w:r>
+      <w:r>
+        <w:rPr>
+          <w:rFonts w:ascii="Times New Roman" w:hAnsi="Times New Roman"/>
+          <w:i/>
+          <w:color w:val="FF4400"/>
+          <w:sz w:val="24"/>
+        </w:rPr>
+        <w:t>якого є храм</w:t>
+      </w:r>
+      <w:r>
+        <w:rPr>
+          <w:rFonts w:ascii="Times New Roman" w:hAnsi="Times New Roman"/>
+          <w:sz w:val="24"/>
+        </w:rPr>
+        <w:t>, святого мученика Євсигнія і всіх святих - помилує і спасе нас як благий і людинолюбний.</w:t>
       </w:r>
     </w:p>
     <w:p>
@@ -5494,24 +5504,17 @@
         <w:rPr>
           <w:rFonts w:ascii="Times New Roman" w:hAnsi="Times New Roman"/>
           <w:i/>
-          <w:color w:val="FF0000"/>
-          <w:sz w:val="24"/>
-        </w:rPr>
-        <w:t xml:space="preserve">Священик: </w:t>
-      </w:r>
-      <w:r>
-        <w:rPr>
-          <w:rFonts w:ascii="Times New Roman" w:hAnsi="Times New Roman"/>
-          <w:sz w:val="24"/>
-        </w:rPr>
-        <w:t xml:space="preserve">Благословенний Бог наш завжди, нині і повсякчас, і на віки </w:t>
-      </w:r>
-      <w:r>
-        <w:rPr>
-          <w:rFonts w:ascii="Times New Roman" w:hAnsi="Times New Roman"/>
-          <w:sz w:val="24"/>
-        </w:rPr>
-        <w:t>віків.</w:t>
+          <w:color w:val="FF4400"/>
+          <w:sz w:val="24"/>
+        </w:rPr>
+        <w:t>Священик:</w:t>
+      </w:r>
+      <w:r>
+        <w:rPr>
+          <w:rFonts w:ascii="Times New Roman" w:hAnsi="Times New Roman"/>
+          <w:sz w:val="24"/>
+        </w:rPr>
+        <w:t xml:space="preserve"> Благословенний Бог наш завжди, нині і повсякчас, і на віки віків.</w:t>
       </w:r>
     </w:p>
     <w:p>
@@ -7769,17 +7772,17 @@
         <w:rPr>
           <w:rFonts w:ascii="Times New Roman" w:hAnsi="Times New Roman"/>
           <w:i/>
-          <w:color w:val="FF0000"/>
-          <w:sz w:val="24"/>
-        </w:rPr>
-        <w:t xml:space="preserve">Священик: </w:t>
-      </w:r>
-      <w:r>
-        <w:rPr>
-          <w:rFonts w:ascii="Times New Roman" w:hAnsi="Times New Roman"/>
-          <w:sz w:val="24"/>
-        </w:rPr>
-        <w:t>Молитвами святих отців наших, Господи Ісусе Христе Сину Божий, помилуй нас.</w:t>
+          <w:color w:val="FF4400"/>
+          <w:sz w:val="24"/>
+        </w:rPr>
+        <w:t>Священик:</w:t>
+      </w:r>
+      <w:r>
+        <w:rPr>
+          <w:rFonts w:ascii="Times New Roman" w:hAnsi="Times New Roman"/>
+          <w:sz w:val="24"/>
+        </w:rPr>
+        <w:t xml:space="preserve"> Молитвами святих отців наших, Господи Ісусе Христе Сину Божий, помилуй нас.</w:t>
       </w:r>
     </w:p>
     <w:p>
@@ -7949,17 +7952,17 @@
         <w:rPr>
           <w:rFonts w:ascii="Times New Roman" w:hAnsi="Times New Roman"/>
           <w:i/>
-          <w:color w:val="FF0000"/>
-          <w:sz w:val="24"/>
-        </w:rPr>
-        <w:t xml:space="preserve">Священик: </w:t>
-      </w:r>
-      <w:r>
-        <w:rPr>
-          <w:rFonts w:ascii="Times New Roman" w:hAnsi="Times New Roman"/>
-          <w:sz w:val="24"/>
-        </w:rPr>
-        <w:t>Слава тобі, Христе Боже, надіє наша, слава тобі!</w:t>
+          <w:color w:val="FF4400"/>
+          <w:sz w:val="24"/>
+        </w:rPr>
+        <w:t>Священик:</w:t>
+      </w:r>
+      <w:r>
+        <w:rPr>
+          <w:rFonts w:ascii="Times New Roman" w:hAnsi="Times New Roman"/>
+          <w:sz w:val="24"/>
+        </w:rPr>
+        <w:t xml:space="preserve"> Слава тобі, Христе Боже, надіє наша, слава тобі!</w:t>
       </w:r>
     </w:p>
     <w:p>
@@ -8019,27 +8022,39 @@
     </w:p>
     <w:p>
       <w:pPr>
-        <w:spacing w:line="240" w:lineRule="auto"/>
-        <w:rPr>
-          <w:rFonts w:ascii="Times New Roman" w:hAnsi="Times New Roman"/>
-          <w:sz w:val="24"/>
-        </w:rPr>
-      </w:pPr>
-      <w:r>
-        <w:rPr>
-          <w:rFonts w:ascii="Times New Roman" w:hAnsi="Times New Roman"/>
-          <w:i/>
-          <w:color w:val="FF0000"/>
-          <w:sz w:val="24"/>
-        </w:rPr>
-        <w:t xml:space="preserve">Священик: </w:t>
-      </w:r>
-      <w:r>
-        <w:rPr>
-          <w:rFonts w:ascii="Times New Roman" w:hAnsi="Times New Roman"/>
-          <w:sz w:val="24"/>
-        </w:rPr>
-        <w:t>Христос, істинний Бог наш, молитвами пречистої своєї Матері, преподобних і богоносних отців наших, і всіх святих, помилує і спасе нас, як благий і чоловіколюбець.</w:t>
+        <w:spacing w:after="120"/>
+      </w:pPr>
+      <w:r>
+        <w:rPr>
+          <w:rFonts w:ascii="Times New Roman" w:hAnsi="Times New Roman"/>
+          <w:i/>
+          <w:color w:val="FF4400"/>
+          <w:sz w:val="24"/>
+        </w:rPr>
+        <w:t>Священик:</w:t>
+      </w:r>
+      <w:r>
+        <w:rPr>
+          <w:rFonts w:ascii="Times New Roman" w:hAnsi="Times New Roman"/>
+          <w:sz w:val="24"/>
+        </w:rPr>
+        <w:t xml:space="preserve"> Христос, істинний Бог наш - молитвами пречистої Своєї Матері, заступництвом чесних небесних сил безтілесних, святих славних і всехвальних апостолів, святого, </w:t>
+      </w:r>
+      <w:r>
+        <w:rPr>
+          <w:rFonts w:ascii="Times New Roman" w:hAnsi="Times New Roman"/>
+          <w:i/>
+          <w:color w:val="FF4400"/>
+          <w:sz w:val="24"/>
+        </w:rPr>
+        <w:t>якого є храм</w:t>
+      </w:r>
+      <w:r>
+        <w:rPr>
+          <w:rFonts w:ascii="Times New Roman" w:hAnsi="Times New Roman"/>
+          <w:sz w:val="24"/>
+        </w:rPr>
+        <w:t>, святого мученика Євсигнія і всіх святих - помилує і спасе нас як благий і людинолюбний.</w:t>
       </w:r>
     </w:p>
     <w:p>
@@ -8129,7 +8144,7 @@
         <w:rPr>
           <w:rFonts w:ascii="Times New Roman" w:hAnsi="Times New Roman"/>
           <w:i/>
-          <w:color w:val="FF0000"/>
+          <w:color w:val="FF4400"/>
           <w:sz w:val="24"/>
         </w:rPr>
         <w:t>Священик:</w:t>
@@ -8139,14 +8154,7 @@
           <w:rFonts w:ascii="Times New Roman" w:hAnsi="Times New Roman"/>
           <w:sz w:val="24"/>
         </w:rPr>
-        <w:t xml:space="preserve"> Благословенний Бог наш завжди, нині і повсякчас, і на віки </w:t>
-      </w:r>
-      <w:r>
-        <w:rPr>
-          <w:rFonts w:ascii="Times New Roman" w:hAnsi="Times New Roman"/>
-          <w:sz w:val="24"/>
-        </w:rPr>
-        <w:t>віків.</w:t>
+        <w:t xml:space="preserve"> Благословенний Бог наш завжди, нині і повсякчас, і на віки віків.</w:t>
       </w:r>
     </w:p>
     <w:p>
@@ -10232,17 +10240,17 @@
         <w:rPr>
           <w:rFonts w:ascii="Times New Roman" w:hAnsi="Times New Roman"/>
           <w:i/>
-          <w:color w:val="FF0000"/>
-          <w:sz w:val="24"/>
-        </w:rPr>
-        <w:t xml:space="preserve">Священик: </w:t>
-      </w:r>
-      <w:r>
-        <w:rPr>
-          <w:rFonts w:ascii="Times New Roman" w:hAnsi="Times New Roman"/>
-          <w:sz w:val="24"/>
-        </w:rPr>
-        <w:t>Боже, змилуйся над нами і благослови нас; світлом лиця твого осяй нас і помилуй нас.</w:t>
+          <w:color w:val="FF4400"/>
+          <w:sz w:val="24"/>
+        </w:rPr>
+        <w:t>Священик:</w:t>
+      </w:r>
+      <w:r>
+        <w:rPr>
+          <w:rFonts w:ascii="Times New Roman" w:hAnsi="Times New Roman"/>
+          <w:sz w:val="24"/>
+        </w:rPr>
+        <w:t xml:space="preserve"> Боже, змилуйся над нами і благослови нас; світлом лиця твого осяй нас і помилуй нас.</w:t>
       </w:r>
     </w:p>
     <w:p>
@@ -10407,17 +10415,17 @@
         <w:rPr>
           <w:rFonts w:ascii="Times New Roman" w:hAnsi="Times New Roman"/>
           <w:i/>
-          <w:color w:val="FF0000"/>
-          <w:sz w:val="24"/>
-        </w:rPr>
-        <w:t xml:space="preserve">Священик: </w:t>
-      </w:r>
-      <w:r>
-        <w:rPr>
-          <w:rFonts w:ascii="Times New Roman" w:hAnsi="Times New Roman"/>
-          <w:sz w:val="24"/>
-        </w:rPr>
-        <w:t>Слава тобі, Христе Боже, надіє наша, слава тобі!</w:t>
+          <w:color w:val="FF4400"/>
+          <w:sz w:val="24"/>
+        </w:rPr>
+        <w:t>Священик:</w:t>
+      </w:r>
+      <w:r>
+        <w:rPr>
+          <w:rFonts w:ascii="Times New Roman" w:hAnsi="Times New Roman"/>
+          <w:sz w:val="24"/>
+        </w:rPr>
+        <w:t xml:space="preserve"> Слава тобі, Христе Боже, надіє наша, слава тобі!</w:t>
       </w:r>
     </w:p>
     <w:p>
@@ -10477,17 +10485,13 @@
     </w:p>
     <w:p>
       <w:pPr>
-        <w:spacing w:line="240" w:lineRule="auto"/>
-        <w:rPr>
-          <w:rFonts w:ascii="Times New Roman" w:hAnsi="Times New Roman"/>
-          <w:sz w:val="24"/>
-        </w:rPr>
-      </w:pPr>
-      <w:r>
-        <w:rPr>
-          <w:rFonts w:ascii="Times New Roman" w:hAnsi="Times New Roman"/>
-          <w:i/>
-          <w:color w:val="FF0000"/>
+        <w:spacing w:after="120"/>
+      </w:pPr>
+      <w:r>
+        <w:rPr>
+          <w:rFonts w:ascii="Times New Roman" w:hAnsi="Times New Roman"/>
+          <w:i/>
+          <w:color w:val="FF4400"/>
           <w:sz w:val="24"/>
         </w:rPr>
         <w:t>Священик:</w:t>
@@ -10497,7 +10501,23 @@
           <w:rFonts w:ascii="Times New Roman" w:hAnsi="Times New Roman"/>
           <w:sz w:val="24"/>
         </w:rPr>
-        <w:t xml:space="preserve"> Христос, істинний Бог наш, молитвами пречистої своєї Матері, преподобних і богоносних отців наших, і всіх святих, помилує і спасе нас, як благий і чоловіколюбець.</w:t>
+        <w:t xml:space="preserve"> Христос, істинний Бог наш - молитвами пречистої Своєї Матері, заступництвом чесних небесних сил безтілесних, святих славних і всехвальних апостолів, святого, </w:t>
+      </w:r>
+      <w:r>
+        <w:rPr>
+          <w:rFonts w:ascii="Times New Roman" w:hAnsi="Times New Roman"/>
+          <w:i/>
+          <w:color w:val="FF4400"/>
+          <w:sz w:val="24"/>
+        </w:rPr>
+        <w:t>якого є храм</w:t>
+      </w:r>
+      <w:r>
+        <w:rPr>
+          <w:rFonts w:ascii="Times New Roman" w:hAnsi="Times New Roman"/>
+          <w:sz w:val="24"/>
+        </w:rPr>
+        <w:t>, святого мученика Євсигнія і всіх святих - помилує і спасе нас як благий і людинолюбний.</w:t>
       </w:r>
     </w:p>
     <w:p>
